--- a/examples/表格合并与边框颗粒度示例.docx
+++ b/examples/表格合并与边框颗粒度示例.docx
@@ -1033,6 +1033,7 @@
               <w:right w:w="100" w:type="dxa"/>
             </w:tcMar>
             <w:tcBorders>
+              <w:bottom w:val="single" w:sz="8" w:space="0" w:color="000000"/>
               <w:right w:val="single" w:sz="8" w:space="0" w:color="000000"/>
             </w:tcBorders>
           </w:tcPr>
@@ -1058,6 +1059,9 @@
               <w:bottom w:w="60" w:type="dxa"/>
               <w:right w:w="100" w:type="dxa"/>
             </w:tcMar>
+            <w:tcBorders>
+              <w:bottom w:val="single" w:sz="8" w:space="0" w:color="000000"/>
+            </w:tcBorders>
           </w:tcPr>
           <w:p>
             <w:pPr>
@@ -1081,6 +1085,9 @@
               <w:bottom w:w="60" w:type="dxa"/>
               <w:right w:w="100" w:type="dxa"/>
             </w:tcMar>
+            <w:tcBorders>
+              <w:bottom w:val="single" w:sz="8" w:space="0" w:color="000000"/>
+            </w:tcBorders>
           </w:tcPr>
           <w:p>
             <w:pPr>
@@ -1112,6 +1119,9 @@
               <w:bottom w:w="60" w:type="dxa"/>
               <w:right w:w="100" w:type="dxa"/>
             </w:tcMar>
+            <w:tcBorders>
+              <w:bottom w:val="single" w:sz="8" w:space="0" w:color="000000"/>
+            </w:tcBorders>
           </w:tcPr>
           <w:p>
             <w:pPr>

--- a/examples/表格合并与边框颗粒度示例.docx
+++ b/examples/表格合并与边框颗粒度示例.docx
@@ -60,7 +60,7 @@
             </w:pPr>
             <w:r>
               <w:rPr>
-                <w:rFonts w:ascii="Times New Roman" w:hAnsi="Times New Roman" w:eastAsia="黑体"/>
+                <w:rFonts w:ascii="Times New Roman" w:hAnsi="Times New Roman" w:eastAsia="黑体" w:hint="eastAsia"/>
                 <w:sz w:val="21"/>
                 <w:szCs w:val="21"/>
               </w:rPr>
@@ -68,7 +68,7 @@
             </w:r>
             <w:r>
               <w:rPr>
-                <w:rFonts w:ascii="黑体" w:hAnsi="黑体" w:eastAsia="黑体"/>
+                <w:rFonts w:ascii="黑体" w:hAnsi="黑体" w:eastAsia="黑体" w:hint="eastAsia"/>
                 <w:sz w:val="21"/>
                 <w:szCs w:val="21"/>
               </w:rPr>
@@ -98,7 +98,7 @@
             </w:pPr>
             <w:r>
               <w:rPr>
-                <w:rFonts w:ascii="黑体" w:hAnsi="黑体" w:eastAsia="黑体"/>
+                <w:rFonts w:ascii="黑体" w:hAnsi="黑体" w:eastAsia="黑体" w:hint="eastAsia"/>
                 <w:sz w:val="21"/>
                 <w:szCs w:val="21"/>
               </w:rPr>
@@ -148,7 +148,7 @@
             </w:pPr>
             <w:r>
               <w:rPr>
-                <w:rFonts w:ascii="Times New Roman" w:hAnsi="Times New Roman" w:eastAsia="黑体"/>
+                <w:rFonts w:ascii="Times New Roman" w:hAnsi="Times New Roman" w:eastAsia="黑体" w:hint="eastAsia"/>
                 <w:sz w:val="21"/>
                 <w:szCs w:val="21"/>
               </w:rPr>
@@ -156,7 +156,7 @@
             </w:r>
             <w:r>
               <w:rPr>
-                <w:rFonts w:ascii="黑体" w:hAnsi="黑体" w:eastAsia="黑体"/>
+                <w:rFonts w:ascii="黑体" w:hAnsi="黑体" w:eastAsia="黑体" w:hint="eastAsia"/>
                 <w:sz w:val="21"/>
                 <w:szCs w:val="21"/>
               </w:rPr>
@@ -234,6 +234,7 @@
                     <w:rPr>
                       <w:sz w:val="21"/>
                       <w:szCs w:val="21"/>
+                      <w:rFonts w:hint="eastAsia"/>
                     </w:rPr>
                     <w:t xml:space="preserve"> </w:t>
                   </w:r>
@@ -259,7 +260,7 @@
             </w:pPr>
             <w:r>
               <w:rPr>
-                <w:rFonts w:ascii="黑体" w:hAnsi="黑体" w:eastAsia="黑体"/>
+                <w:rFonts w:ascii="黑体" w:hAnsi="黑体" w:eastAsia="黑体" w:hint="eastAsia"/>
                 <w:sz w:val="21"/>
                 <w:szCs w:val="21"/>
               </w:rPr>
@@ -302,6 +303,9 @@
         <w:framePr/>
       </w:pPr>
       <w:r>
+        <w:rPr>
+          <w:rFonts w:hint="eastAsia"/>
+        </w:rPr>
         <w:t>T/DEMO 004-2026</w:t>
       </w:r>
       <w:bookmarkStart w:id="3" w:name="文字1"/>
@@ -347,7 +351,7 @@
       </w:r>
       <w:r>
         <w:rPr>
-          <w:rFonts w:hAnsi="黑体"/>
+          <w:rFonts w:hAnsi="黑体" w:hint="eastAsia"/>
         </w:rPr>
         <w:t>     </w:t>
       </w:r>
@@ -453,6 +457,9 @@
         <w:framePr w:h="6974" w:hRule="exact" w:wrap="around" w:x="1419" w:anchorLock="1"/>
       </w:pPr>
       <w:r>
+        <w:rPr>
+          <w:rFonts w:hint="eastAsia"/>
+        </w:rPr>
         <w:t>表格合并与边框颗粒度示例</w:t>
       </w:r>
       <w:bookmarkStart w:id="7" w:name="CSTD_NAME"/>
@@ -476,7 +483,7 @@
       </w:pPr>
       <w:r>
         <w:rPr>
-          <w:rFonts w:eastAsia="黑体"/>
+          <w:rFonts w:eastAsia="黑体" w:hint="eastAsia"/>
           <w:szCs w:val="28"/>
         </w:rPr>
         <w:t>Example for table merge and border granularity</w:t>
@@ -604,6 +611,7 @@
         <w:rPr>
           <w:sz w:val="21"/>
           <w:szCs w:val="28"/>
+          <w:rFonts w:hint="eastAsia"/>
         </w:rPr>
         <w:t>     </w:t>
       </w:r>
@@ -681,7 +689,7 @@
       </w:pPr>
       <w:r>
         <w:rPr>
-          <w:rFonts w:ascii="黑体"/>
+          <w:rFonts w:ascii="黑体" w:hint="eastAsia"/>
         </w:rPr>
         <w:t>2026-06-08发布</w:t>
       </w:r>
@@ -699,7 +707,7 @@
       </w:pPr>
       <w:r>
         <w:rPr>
-          <w:rFonts w:ascii="黑体"/>
+          <w:rFonts w:ascii="黑体" w:hint="eastAsia"/>
         </w:rPr>
         <w:t>2026-07-01实施</w:t>
       </w:r>
@@ -720,7 +728,7 @@
       </w:pPr>
       <w:r>
         <w:rPr>
-          <w:rFonts w:hAnsi="黑体"/>
+          <w:rFonts w:hAnsi="黑体" w:hint="eastAsia"/>
           <w:w w:val="100"/>
           <w:sz w:val="28"/>
         </w:rPr>
@@ -825,10 +833,14 @@
       <w:r>
         <w:rPr>
           <w:spacing w:val="320"/>
+          <w:rFonts w:hint="eastAsia"/>
         </w:rPr>
         <w:t>目</w:t>
       </w:r>
       <w:r>
+        <w:rPr>
+          <w:rFonts w:hint="eastAsia"/>
+        </w:rPr>
         <w:t>次</w:t>
       </w:r>
     </w:p>
@@ -836,6 +848,9 @@
       <w:pPr/>
       <w:fldSimple w:instr=" TOC \o &quot;1-3&quot; \h \z \u ">
         <w:r>
+          <w:rPr>
+            <w:rFonts w:hint="eastAsia"/>
+          </w:rPr>
           <w:t>右键此处选择"更新域"以生成目次。</w:t>
         </w:r>
       </w:fldSimple>
@@ -863,50 +878,74 @@
       <w:r>
         <w:rPr>
           <w:spacing w:val="320"/>
+          <w:rFonts w:hint="eastAsia"/>
         </w:rPr>
         <w:t>前</w:t>
       </w:r>
       <w:r>
+        <w:rPr>
+          <w:rFonts w:hint="eastAsia"/>
+        </w:rPr>
         <w:t>言</w:t>
       </w:r>
     </w:p>
     <w:p>
       <w:pPr>
         <w:pStyle w:val="56"/>
+        <w:ind w:firstLine="420"/>
       </w:pPr>
       <w:r>
+        <w:rPr>
+          <w:rFonts w:hint="eastAsia"/>
+        </w:rPr>
         <w:t>本文件按照GB/T 1.1—2020《标准化工作导则　第1部分：标准化文件的结构和起草规则》的规定起草。</w:t>
       </w:r>
     </w:p>
     <w:p>
       <w:pPr>
         <w:pStyle w:val="56"/>
+        <w:ind w:firstLine="420"/>
       </w:pPr>
       <w:r>
+        <w:rPr>
+          <w:rFonts w:hint="eastAsia"/>
+        </w:rPr>
         <w:t>请注意本文件的某些内容可能涉及专利。本文件的发布机构不承担识别专利的责任。</w:t>
       </w:r>
     </w:p>
     <w:p>
       <w:pPr>
         <w:pStyle w:val="56"/>
+        <w:ind w:firstLine="420"/>
       </w:pPr>
       <w:r>
+        <w:rPr>
+          <w:rFonts w:hint="eastAsia"/>
+        </w:rPr>
         <w:t>本文件由示例标准化技术委员会提出并归口。</w:t>
       </w:r>
     </w:p>
     <w:p>
       <w:pPr>
         <w:pStyle w:val="56"/>
+        <w:ind w:firstLine="420"/>
       </w:pPr>
       <w:r>
+        <w:rPr>
+          <w:rFonts w:hint="eastAsia"/>
+        </w:rPr>
         <w:t>本文件起草单位：示例标准化研究中心。</w:t>
       </w:r>
     </w:p>
     <w:p>
       <w:pPr>
         <w:pStyle w:val="56"/>
+        <w:ind w:firstLine="420"/>
       </w:pPr>
       <w:r>
+        <w:rPr>
+          <w:rFonts w:hint="eastAsia"/>
+        </w:rPr>
         <w:t>本文件主要起草人：张三。</w:t>
       </w:r>
     </w:p>
@@ -933,6 +972,7 @@
       <w:r>
         <w:rPr>
           <w:b/>
+          <w:rFonts w:hint="eastAsia"/>
         </w:rPr>
         <w:t>表格合并与边框颗粒度示例</w:t>
       </w:r>
@@ -942,14 +982,21 @@
         <w:pStyle w:val="104"/>
       </w:pPr>
       <w:r>
+        <w:rPr>
+          <w:rFonts w:hint="eastAsia"/>
+        </w:rPr>
         <w:t>范围</w:t>
       </w:r>
     </w:p>
     <w:p>
       <w:pPr>
         <w:pStyle w:val="56"/>
+        <w:ind w:firstLine="420"/>
       </w:pPr>
       <w:r>
+        <w:rPr>
+          <w:rFonts w:hint="eastAsia"/>
+        </w:rPr>
         <w:t>本文件展示 HTML 表格中 rowspan、colspan、空单元格、“同上”和边框属性的生成效果。</w:t>
       </w:r>
     </w:p>
@@ -958,6 +1005,9 @@
         <w:pStyle w:val="104"/>
       </w:pPr>
       <w:r>
+        <w:rPr>
+          <w:rFonts w:hint="eastAsia"/>
+        </w:rPr>
         <w:t>表格合并与边框</w:t>
       </w:r>
     </w:p>
@@ -971,6 +1021,9 @@
         <w:pStyle w:val="182"/>
       </w:pPr>
       <w:r>
+        <w:rPr>
+          <w:rFonts w:hint="eastAsia"/>
+        </w:rPr>
         <w:t>第一段示例内容说明表格中存在纵向合并、横向合并、空单元格和“同上”文本。</w:t>
       </w:r>
     </w:p>
@@ -981,8 +1034,12 @@
           <w:ilvl w:val="0"/>
           <w:numId w:val="16"/>
         </w:numPr>
+        <w:keepNext/>
       </w:pPr>
       <w:r>
+        <w:rPr>
+          <w:rFonts w:hint="eastAsia"/>
+        </w:rPr>
         <w:t xml:space="preserve">　</w:t>
       </w:r>
       <w:bookmarkStart w:id="1000" w:name="_Ref926817369"/>
@@ -990,6 +1047,9 @@
       <w:bookmarkStart w:id="1002" w:name="_Ref112259456"/>
       <w:bookmarkStart w:id="1003" w:name="_Ref696377594"/>
       <w:r>
+        <w:rPr>
+          <w:rFonts w:hint="eastAsia"/>
+        </w:rPr>
         <w:t>合并和边框示例</w:t>
       </w:r>
       <w:bookmarkEnd w:id="1000"/>
@@ -1044,6 +1104,9 @@
             </w:pPr>
             <w:r/>
             <w:r>
+              <w:rPr>
+                <w:rFonts w:hint="eastAsia"/>
+              </w:rPr>
               <w:t>类别</w:t>
             </w:r>
           </w:p>
@@ -1070,6 +1133,9 @@
             </w:pPr>
             <w:r/>
             <w:r>
+              <w:rPr>
+                <w:rFonts w:hint="eastAsia"/>
+              </w:rPr>
               <w:t>指标</w:t>
             </w:r>
           </w:p>
@@ -1096,6 +1162,9 @@
             </w:pPr>
             <w:r/>
             <w:r>
+              <w:rPr>
+                <w:rFonts w:hint="eastAsia"/>
+              </w:rPr>
               <w:t>说明</w:t>
             </w:r>
           </w:p>
@@ -1130,6 +1199,9 @@
             </w:pPr>
             <w:r/>
             <w:r>
+              <w:rPr>
+                <w:rFonts w:hint="eastAsia"/>
+              </w:rPr>
               <w:t>值</w:t>
             </w:r>
           </w:p>
@@ -1155,6 +1227,9 @@
             </w:pPr>
             <w:r/>
             <w:r>
+              <w:rPr>
+                <w:rFonts w:hint="eastAsia"/>
+              </w:rPr>
               <w:t>备注</w:t>
             </w:r>
           </w:p>
@@ -1187,6 +1262,9 @@
             </w:pPr>
             <w:r/>
             <w:r>
+              <w:rPr>
+                <w:rFonts w:hint="eastAsia"/>
+              </w:rPr>
               <w:t>一类</w:t>
             </w:r>
           </w:p>
@@ -1209,6 +1287,9 @@
             </w:pPr>
             <w:r/>
             <w:r>
+              <w:rPr>
+                <w:rFonts w:hint="eastAsia"/>
+              </w:rPr>
               <w:t>100</w:t>
             </w:r>
           </w:p>
@@ -1250,6 +1331,9 @@
             </w:pPr>
             <w:r/>
             <w:r>
+              <w:rPr>
+                <w:rFonts w:hint="eastAsia"/>
+              </w:rPr>
               <w:t>首次给出。</w:t>
             </w:r>
           </w:p>
@@ -1281,6 +1365,9 @@
             </w:pPr>
             <w:r/>
             <w:r>
+              <w:rPr>
+                <w:rFonts w:hint="eastAsia"/>
+              </w:rPr>
               <w:t>同上</w:t>
             </w:r>
           </w:p>
@@ -1306,6 +1393,9 @@
             </w:pPr>
             <w:r/>
             <w:r>
+              <w:rPr>
+                <w:rFonts w:hint="eastAsia"/>
+              </w:rPr>
               <w:t>同上</w:t>
             </w:r>
           </w:p>
@@ -1328,6 +1418,9 @@
             </w:pPr>
             <w:r/>
             <w:r>
+              <w:rPr>
+                <w:rFonts w:hint="eastAsia"/>
+              </w:rPr>
               <w:t>保持上一行说明。</w:t>
             </w:r>
           </w:p>
@@ -1339,6 +1432,9 @@
         <w:pStyle w:val="182"/>
       </w:pPr>
       <w:r>
+        <w:rPr>
+          <w:rFonts w:hint="eastAsia"/>
+        </w:rPr>
         <w:t>第二段示例内容用于验证结束标记前的普通段落会继续使用示例内容样式。</w:t>
       </w:r>
     </w:p>
@@ -1381,12 +1477,16 @@
         <w:pStyle w:val="64"/>
       </w:pPr>
       <w:r>
+        <w:rPr>
+          <w:rFonts w:hint="eastAsia"/>
+        </w:rPr>
         <w:t>GB/T 1.1—2020  标准化工作导则  第1部分：标准化文件的结构和起草规则</w:t>
       </w:r>
     </w:p>
     <w:p>
       <w:pPr>
         <w:pStyle w:val="56"/>
+        <w:ind w:left="0"/>
         <w:jc w:val="center"/>
       </w:pPr>
       <w:r>
@@ -1491,6 +1591,7 @@
     <w:r>
       <w:rPr>
         <w:lang w:val="zh-CN"/>
+        <w:rFonts w:hint="eastAsia"/>
       </w:rPr>
       <w:t>2</w:t>
     </w:r>
@@ -1535,6 +1636,7 @@
     <w:r>
       <w:rPr>
         <w:lang w:val="zh-CN"/>
+        <w:rFonts w:hint="eastAsia"/>
       </w:rPr>
       <w:t>1</w:t>
     </w:r>
@@ -1583,7 +1685,7 @@
     </w:pPr>
     <w:r>
       <w:rPr>
-        <w:rFonts w:ascii="黑体" w:hAnsi="黑体" w:eastAsia="黑体"/>
+        <w:rFonts w:ascii="黑体" w:hAnsi="黑体" w:eastAsia="黑体" w:hint="eastAsia"/>
       </w:rPr>
       <w:t>Q/LB.</w:t>
     </w:r>
@@ -1595,7 +1697,7 @@
     </w:r>
     <w:r>
       <w:rPr>
-        <w:rFonts w:ascii="黑体" w:hAnsi="黑体" w:eastAsia="黑体"/>
+        <w:rFonts w:ascii="黑体" w:hAnsi="黑体" w:eastAsia="黑体" w:hint="eastAsia"/>
       </w:rPr>
       <w:t>XXXXX-XXXX</w:t>
     </w:r>
@@ -1645,6 +1747,9 @@
       <w:fldChar w:fldCharType="separate"/>
     </w:r>
     <w:r>
+      <w:rPr>
+        <w:rFonts w:hint="eastAsia"/>
+      </w:rPr>
       <w:t>T/XXX XXXX—XXXX</w:t>
     </w:r>
     <w:r>
@@ -1671,6 +1776,9 @@
       <w:fldChar w:fldCharType="separate"/>
     </w:r>
     <w:r>
+      <w:rPr>
+        <w:rFonts w:hint="eastAsia"/>
+      </w:rPr>
       <w:t>T/XXX XXXX—XXXX</w:t>
     </w:r>
     <w:r>
@@ -6630,6 +6738,7 @@
       <w:autoSpaceDN w:val="0"/>
       <w:ind w:firstLine="200" w:firstLineChars="200"/>
       <w:jc w:val="both"/>
+      <w:spacing w:before="0" w:after="0" w:line="400" w:lineRule="exact"/>
     </w:pPr>
     <w:rPr>
       <w:rFonts w:ascii="宋体" w:hAnsi="Times New Roman" w:eastAsia="宋体" w:cs="Times New Roman"/>
@@ -6749,6 +6858,7 @@
         <w:ilvl w:val="0"/>
         <w:numId w:val="1"/>
       </w:numPr>
+      <w:spacing w:before="0" w:after="0" w:line="400" w:lineRule="exact"/>
     </w:pPr>
     <w:rPr>
       <w:rFonts w:ascii="宋体" w:hAnsi="Times New Roman" w:eastAsia="宋体" w:cs="Times New Roman"/>
@@ -6765,7 +6875,7 @@
         <w:ilvl w:val="3"/>
         <w:numId w:val="2"/>
       </w:numPr>
-      <w:spacing w:before="50" w:beforeLines="50" w:after="50" w:afterLines="50"/>
+      <w:spacing w:before="50" w:beforeLines="50" w:after="50" w:afterLines="50" w:line="400" w:lineRule="exact"/>
       <w:jc w:val="both"/>
       <w:outlineLvl w:val="2"/>
     </w:pPr>
@@ -6937,7 +7047,7 @@
       </w:numPr>
       <w:adjustRightInd w:val="0"/>
       <w:snapToGrid w:val="0"/>
-      <w:spacing w:before="50" w:beforeLines="50" w:after="50" w:afterLines="50"/>
+      <w:spacing w:before="50" w:beforeLines="50" w:after="50" w:afterLines="50" w:line="400" w:lineRule="exact"/>
       <w:jc w:val="center"/>
       <w:textAlignment w:val="baseline"/>
     </w:pPr>
@@ -7057,7 +7167,7 @@
       </w:numPr>
       <w:adjustRightInd w:val="0"/>
       <w:snapToGrid w:val="0"/>
-      <w:spacing w:before="50" w:beforeLines="50" w:after="50" w:afterLines="50"/>
+      <w:spacing w:before="50" w:beforeLines="50" w:after="50" w:afterLines="50" w:line="400" w:lineRule="exact"/>
       <w:jc w:val="center"/>
     </w:pPr>
     <w:rPr>
@@ -7201,6 +7311,7 @@
       </w:numPr>
       <w:adjustRightInd w:val="0"/>
       <w:snapToGrid w:val="0"/>
+      <w:spacing w:before="0" w:after="0" w:line="400" w:lineRule="exact"/>
     </w:pPr>
     <w:rPr>
       <w:rFonts w:ascii="Times New Roman" w:hAnsi="Times New Roman" w:eastAsia="宋体" w:cs="Times New Roman"/>
@@ -7216,6 +7327,7 @@
       <w:numPr>
         <w:numId w:val="10"/>
       </w:numPr>
+      <w:spacing w:before="0" w:after="0" w:line="400" w:lineRule="exact"/>
     </w:pPr>
   </w:style>
   <w:style w:type="paragraph" w:customStyle="1" w:styleId="94">
@@ -7229,6 +7341,7 @@
         <w:ilvl w:val="4"/>
       </w:numPr>
       <w:outlineLvl w:val="3"/>
+      <w:spacing w:before="50" w:after="50" w:line="400" w:lineRule="exact"/>
     </w:pPr>
   </w:style>
   <w:style w:type="character" w:customStyle="1" w:styleId="95">
@@ -7264,6 +7377,7 @@
         <w:numId w:val="11"/>
       </w:numPr>
       <w:jc w:val="both"/>
+      <w:spacing w:before="0" w:after="0" w:line="400" w:lineRule="exact"/>
     </w:pPr>
     <w:rPr>
       <w:rFonts w:ascii="宋体" w:hAnsi="宋体" w:eastAsia="宋体" w:cs="Times New Roman"/>
@@ -7281,7 +7395,7 @@
         <w:ilvl w:val="5"/>
         <w:numId w:val="2"/>
       </w:numPr>
-      <w:spacing w:before="50" w:beforeLines="50" w:after="50" w:afterLines="50"/>
+      <w:spacing w:before="50" w:beforeLines="50" w:after="50" w:afterLines="50" w:line="400" w:lineRule="exact"/>
       <w:jc w:val="both"/>
       <w:outlineLvl w:val="4"/>
     </w:pPr>
@@ -7355,7 +7469,7 @@
         <w:ilvl w:val="6"/>
         <w:numId w:val="2"/>
       </w:numPr>
-      <w:spacing w:before="50" w:beforeLines="50" w:after="50" w:afterLines="50"/>
+      <w:spacing w:before="50" w:beforeLines="50" w:after="50" w:afterLines="50" w:line="400" w:lineRule="exact"/>
       <w:jc w:val="both"/>
       <w:outlineLvl w:val="5"/>
     </w:pPr>
@@ -7374,7 +7488,7 @@
         <w:ilvl w:val="1"/>
         <w:numId w:val="2"/>
       </w:numPr>
-      <w:spacing w:before="100" w:beforeLines="100" w:after="100" w:afterLines="100"/>
+      <w:spacing w:before="240" w:after="240" w:line="400" w:lineRule="exact"/>
       <w:jc w:val="both"/>
       <w:outlineLvl w:val="0"/>
     </w:pPr>
@@ -7393,7 +7507,7 @@
       <w:numPr>
         <w:ilvl w:val="2"/>
       </w:numPr>
-      <w:spacing w:before="50" w:beforeLines="50" w:after="50" w:afterLines="50"/>
+      <w:spacing w:before="50" w:beforeLines="50" w:after="50" w:afterLines="50" w:line="400" w:lineRule="exact"/>
       <w:outlineLvl w:val="1"/>
     </w:pPr>
   </w:style>
@@ -7449,6 +7563,7 @@
         <w:numId w:val="13"/>
       </w:numPr>
       <w:jc w:val="both"/>
+      <w:spacing w:before="0" w:after="0" w:line="400" w:lineRule="exact"/>
     </w:pPr>
     <w:rPr>
       <w:rFonts w:ascii="宋体" w:hAnsi="Times New Roman" w:eastAsia="宋体" w:cs="Times New Roman"/>
@@ -7514,7 +7629,7 @@
       <w:tabs>
         <w:tab w:val="left" w:pos="0"/>
       </w:tabs>
-      <w:spacing w:before="50" w:beforeLines="50" w:after="50" w:afterLines="50"/>
+      <w:spacing w:before="50" w:beforeLines="50" w:after="50" w:afterLines="50" w:line="400" w:lineRule="exact"/>
       <w:jc w:val="center"/>
     </w:pPr>
     <w:rPr>
@@ -7548,7 +7663,7 @@
         <w:ilvl w:val="0"/>
         <w:numId w:val="17"/>
       </w:numPr>
-      <w:spacing w:before="50" w:beforeLines="50" w:after="50" w:afterLines="50"/>
+      <w:spacing w:before="50" w:beforeLines="50" w:after="50" w:afterLines="50" w:line="400" w:lineRule="exact"/>
       <w:jc w:val="center"/>
     </w:pPr>
     <w:rPr>
@@ -7600,6 +7715,7 @@
         <w:ilvl w:val="2"/>
         <w:numId w:val="13"/>
       </w:numPr>
+      <w:spacing w:before="0" w:after="0" w:line="400" w:lineRule="exact"/>
     </w:pPr>
     <w:rPr>
       <w:rFonts w:ascii="宋体" w:hAnsi="Times New Roman" w:eastAsia="宋体" w:cs="Times New Roman"/>
@@ -8218,7 +8334,7 @@
     <w:qFormat/>
     <w:uiPriority w:val="0"/>
     <w:pPr>
-      <w:spacing w:before="0" w:beforeLines="0" w:after="0" w:afterLines="0"/>
+      <w:spacing w:before="0" w:beforeLines="0" w:after="0" w:afterLines="0" w:line="400" w:lineRule="exact"/>
       <w:outlineLvl w:val="9"/>
     </w:pPr>
     <w:rPr>
@@ -8231,7 +8347,7 @@
     <w:qFormat/>
     <w:uiPriority w:val="0"/>
     <w:pPr>
-      <w:spacing w:before="0" w:beforeLines="0" w:after="0" w:afterLines="0"/>
+      <w:spacing w:before="0" w:beforeLines="0" w:after="0" w:afterLines="0" w:line="400" w:lineRule="exact"/>
       <w:outlineLvl w:val="9"/>
     </w:pPr>
     <w:rPr>
@@ -8244,7 +8360,7 @@
     <w:qFormat/>
     <w:uiPriority w:val="0"/>
     <w:pPr>
-      <w:spacing w:before="0" w:beforeLines="0" w:after="0" w:afterLines="0"/>
+      <w:spacing w:before="0" w:beforeLines="0" w:after="0" w:afterLines="0" w:line="400" w:lineRule="exact"/>
       <w:outlineLvl w:val="9"/>
     </w:pPr>
     <w:rPr>
@@ -8257,7 +8373,7 @@
     <w:qFormat/>
     <w:uiPriority w:val="0"/>
     <w:pPr>
-      <w:spacing w:before="0" w:beforeLines="0" w:after="0" w:afterLines="0"/>
+      <w:spacing w:before="0" w:beforeLines="0" w:after="0" w:afterLines="0" w:line="400" w:lineRule="exact"/>
       <w:outlineLvl w:val="9"/>
     </w:pPr>
     <w:rPr>
@@ -8280,7 +8396,7 @@
     <w:qFormat/>
     <w:uiPriority w:val="0"/>
     <w:pPr>
-      <w:spacing w:before="0" w:beforeLines="0" w:after="0" w:afterLines="0"/>
+      <w:spacing w:before="0" w:beforeLines="0" w:after="0" w:afterLines="0" w:line="400" w:lineRule="exact"/>
       <w:outlineLvl w:val="9"/>
     </w:pPr>
     <w:rPr>
@@ -8386,6 +8502,7 @@
         <w:numId w:val="13"/>
       </w:numPr>
       <w:jc w:val="both"/>
+      <w:spacing w:before="0" w:after="0" w:line="400" w:lineRule="exact"/>
     </w:pPr>
     <w:rPr>
       <w:rFonts w:ascii="宋体" w:hAnsi="Times New Roman" w:eastAsia="宋体" w:cs="Times New Roman"/>
@@ -8467,6 +8584,7 @@
       <w:autoSpaceDE w:val="0"/>
       <w:autoSpaceDN w:val="0"/>
       <w:jc w:val="both"/>
+      <w:spacing w:before="0" w:after="0" w:line="300" w:lineRule="exact"/>
     </w:pPr>
     <w:rPr>
       <w:rFonts w:ascii="宋体" w:hAnsi="Times New Roman" w:eastAsia="宋体" w:cs="Times New Roman"/>
@@ -8487,6 +8605,7 @@
       <w:autoSpaceDE w:val="0"/>
       <w:autoSpaceDN w:val="0"/>
       <w:jc w:val="both"/>
+      <w:spacing w:before="0" w:after="0" w:line="300" w:lineRule="exact"/>
     </w:pPr>
     <w:rPr>
       <w:rFonts w:ascii="宋体" w:hAnsi="Times New Roman" w:eastAsia="宋体" w:cs="Times New Roman"/>
@@ -8506,6 +8625,7 @@
         <w:numId w:val="28"/>
       </w:numPr>
       <w:jc w:val="both"/>
+      <w:spacing w:before="0" w:after="0" w:line="400" w:lineRule="exact"/>
     </w:pPr>
     <w:rPr>
       <w:rFonts w:ascii="宋体" w:hAnsi="Times New Roman" w:eastAsia="宋体" w:cs="Times New Roman"/>
@@ -8521,6 +8641,7 @@
     <w:uiPriority w:val="0"/>
     <w:pPr>
       <w:ind w:firstLine="420"/>
+      <w:spacing w:before="0" w:after="0" w:line="400" w:lineRule="exact"/>
     </w:pPr>
     <w:rPr>
       <w:sz w:val="18"/>
@@ -9094,6 +9215,9 @@
     <w:next w:val="56"/>
     <w:qFormat/>
     <w:uiPriority w:val="0"/>
+    <w:pPr>
+      <w:spacing w:before="0" w:after="0" w:line="400" w:lineRule="exact"/>
+    </w:pPr>
   </w:style>
   <w:style w:type="paragraph" w:customStyle="1" w:styleId="224">
     <w:name w:val="标准文件_术语条二"/>
@@ -9101,6 +9225,9 @@
     <w:next w:val="56"/>
     <w:qFormat/>
     <w:uiPriority w:val="0"/>
+    <w:pPr>
+      <w:spacing w:before="0" w:after="0" w:line="400" w:lineRule="exact"/>
+    </w:pPr>
   </w:style>
   <w:style w:type="paragraph" w:customStyle="1" w:styleId="225">
     <w:name w:val="标准文件_术语条三"/>
